--- a/worlds/ondina-vasquell/phase-3-build-task-artifacts/world-files/home_med_list_05162026.docx
+++ b/worlds/ondina-vasquell/phase-3-build-task-artifacts/world-files/home_med_list_05162026.docx
@@ -6,6 +6,14 @@
       <w:tblPr>
         <w:tblW w:type="auto" w:w="0"/>
         <w:tblLook w:firstColumn="1" w:firstRow="1" w:lastColumn="0" w:lastRow="0" w:noHBand="0" w:noVBand="1" w:val="04A0"/>
+        <w:tblBorders>
+          <w:top w:val="none"/>
+          <w:left w:val="none"/>
+          <w:bottom w:val="none"/>
+          <w:right w:val="none"/>
+          <w:insideH w:val="none"/>
+          <w:insideV w:val="none"/>
+        </w:tblBorders>
       </w:tblPr>
       <w:tblGrid>
         <w:gridCol w:w="5328"/>
@@ -21,7 +29,8 @@
               <w:rPr>
                 <w:rFonts w:ascii="Arial" w:hAnsi="Arial"/>
                 <w:b/>
-                <w:color w:val="000000"/>
+                <w:i w:val="0"/>
+                <w:color w:val="1F3864"/>
                 <w:sz w:val="22"/>
               </w:rPr>
               <w:t>Harbor Crest Regional Medical Center</w:t>
@@ -39,27 +48,57 @@
             <w:r>
               <w:rPr>
                 <w:rFonts w:ascii="Arial" w:hAnsi="Arial"/>
-                <w:color w:val="595959"/>
-                <w:sz w:val="15"/>
+                <w:b/>
+                <w:i w:val="0"/>
+                <w:color w:val="4472C4"/>
+                <w:sz w:val="17"/>
               </w:rPr>
-              <w:t>Confidential - Filed 05/16/2026</w:t>
+              <w:t>Confidential</w:t>
             </w:r>
           </w:p>
         </w:tc>
       </w:tr>
     </w:tbl>
-    <w:p/>
     <w:tbl>
       <w:tblPr>
         <w:tblW w:type="auto" w:w="0"/>
         <w:tblLook w:firstColumn="1" w:firstRow="1" w:lastColumn="0" w:lastRow="0" w:noHBand="0" w:noVBand="1" w:val="04A0"/>
         <w:tblBorders>
-          <w:top w:val="single" w:sz="4" w:space="0" w:color="BFBFBF"/>
-          <w:left w:val="single" w:sz="4" w:space="0" w:color="BFBFBF"/>
-          <w:bottom w:val="single" w:sz="4" w:space="0" w:color="BFBFBF"/>
-          <w:right w:val="single" w:sz="4" w:space="0" w:color="BFBFBF"/>
-          <w:insideH w:val="single" w:sz="4" w:space="0" w:color="BFBFBF"/>
-          <w:insideV w:val="single" w:sz="4" w:space="0" w:color="BFBFBF"/>
+          <w:top w:val="none"/>
+          <w:left w:val="none"/>
+          <w:bottom w:val="none"/>
+          <w:right w:val="none"/>
+          <w:insideH w:val="none"/>
+          <w:insideV w:val="none"/>
+        </w:tblBorders>
+      </w:tblPr>
+      <w:tblGrid>
+        <w:gridCol w:w="10656"/>
+      </w:tblGrid>
+      <w:tr>
+        <w:trPr>
+          <w:trHeight w:val="40"/>
+        </w:trPr>
+        <w:tc>
+          <w:tcPr>
+            <w:tcW w:type="dxa" w:w="10656"/>
+            <w:shd w:val="clear" w:fill="4472C4"/>
+          </w:tcPr>
+          <w:p/>
+        </w:tc>
+      </w:tr>
+    </w:tbl>
+    <w:tbl>
+      <w:tblPr>
+        <w:tblW w:type="auto" w:w="0"/>
+        <w:tblLook w:firstColumn="1" w:firstRow="1" w:lastColumn="0" w:lastRow="0" w:noHBand="0" w:noVBand="1" w:val="04A0"/>
+        <w:tblBorders>
+          <w:top w:val="single" w:sz="4" w:color="C9D4EA"/>
+          <w:left w:val="single" w:sz="4" w:color="C9D4EA"/>
+          <w:bottom w:val="single" w:sz="4" w:color="C9D4EA"/>
+          <w:right w:val="single" w:sz="4" w:color="C9D4EA"/>
+          <w:insideH w:val="single" w:sz="4" w:color="C9D4EA"/>
+          <w:insideV w:val="single" w:sz="4" w:color="C9D4EA"/>
         </w:tblBorders>
       </w:tblPr>
       <w:tblGrid>
@@ -71,28 +110,51 @@
       <w:tr>
         <w:tc>
           <w:tcPr>
-            <w:tcW w:type="dxa" w:w="10656"/>
-            <w:gridSpan w:val="4"/>
-            <w:shd w:val="clear" w:color="auto" w:fill="EAEAEA"/>
+            <w:tcW w:type="dxa" w:w="7992"/>
+            <w:gridSpan w:val="3"/>
+            <w:shd w:val="clear" w:fill="4472C4"/>
           </w:tcPr>
           <w:p>
             <w:r>
               <w:rPr>
                 <w:rFonts w:ascii="Arial" w:hAnsi="Arial"/>
                 <w:b/>
-                <w:color w:val="000000"/>
-                <w:sz w:val="22"/>
+                <w:i w:val="0"/>
+                <w:color w:val="FFFFFF"/>
+                <w:sz w:val="26"/>
               </w:rPr>
-              <w:t>Ondina Vasquell</w:t>
+              <w:t xml:space="preserve">  Ondina Vasquell</w:t>
             </w:r>
             <w:r>
               <w:rPr>
                 <w:rFonts w:ascii="Arial" w:hAnsi="Arial"/>
-                <w:b/>
-                <w:color w:val="000000"/>
+                <w:b w:val="0"/>
+                <w:i w:val="0"/>
+                <w:color w:val="FFFFFF"/>
                 <w:sz w:val="18"/>
               </w:rPr>
-              <w:t xml:space="preserve">      MRN OV-3358104</w:t>
+              <w:t xml:space="preserve">    68 y  |  Female  |  DOB 03/14/1958</w:t>
+            </w:r>
+          </w:p>
+        </w:tc>
+        <w:tc>
+          <w:tcPr>
+            <w:tcW w:type="dxa" w:w="2664"/>
+            <w:shd w:val="clear" w:fill="4472C4"/>
+          </w:tcPr>
+          <w:p>
+            <w:pPr>
+              <w:jc w:val="right"/>
+            </w:pPr>
+            <w:r>
+              <w:rPr>
+                <w:rFonts w:ascii="Arial" w:hAnsi="Arial"/>
+                <w:b/>
+                <w:i w:val="0"/>
+                <w:color w:val="FFFFFF"/>
+                <w:sz w:val="20"/>
+              </w:rPr>
+              <w:t xml:space="preserve">MRN OV-3358104  </w:t>
             </w:r>
           </w:p>
         </w:tc>
@@ -101,406 +163,116 @@
         <w:tc>
           <w:tcPr>
             <w:tcW w:type="dxa" w:w="2664"/>
-            <w:shd w:val="clear" w:color="auto" w:fill="EAEAEA"/>
+            <w:shd w:val="clear" w:fill="EDF2FA"/>
           </w:tcPr>
           <w:p>
             <w:r>
               <w:rPr>
                 <w:rFonts w:ascii="Arial" w:hAnsi="Arial"/>
                 <w:b/>
-                <w:color w:val="595959"/>
+                <w:i w:val="0"/>
+                <w:color w:val="5E6670"/>
+                <w:sz w:val="14"/>
+              </w:rPr>
+              <w:t>Date of Service</w:t>
+              <w:br/>
+            </w:r>
+            <w:r>
+              <w:rPr>
+                <w:rFonts w:ascii="Arial" w:hAnsi="Arial"/>
+                <w:b w:val="0"/>
+                <w:i w:val="0"/>
+                <w:color w:val="232830"/>
                 <w:sz w:val="16"/>
               </w:rPr>
-              <w:t>DOB</w:t>
+              <w:t>05/16/2026</w:t>
             </w:r>
           </w:p>
         </w:tc>
         <w:tc>
           <w:tcPr>
             <w:tcW w:type="dxa" w:w="2664"/>
-            <w:shd w:val="clear" w:color="auto" w:fill="EAEAEA"/>
+            <w:shd w:val="clear" w:fill="EDF2FA"/>
           </w:tcPr>
           <w:p>
             <w:r>
               <w:rPr>
                 <w:rFonts w:ascii="Arial" w:hAnsi="Arial"/>
-                <w:color w:val="000000"/>
-                <w:sz w:val="18"/>
+                <w:b/>
+                <w:i w:val="0"/>
+                <w:color w:val="5E6670"/>
+                <w:sz w:val="14"/>
               </w:rPr>
-              <w:t>03/14/1958 (68 yo)</w:t>
+              <w:t>Author</w:t>
+              <w:br/>
+            </w:r>
+            <w:r>
+              <w:rPr>
+                <w:rFonts w:ascii="Arial" w:hAnsi="Arial"/>
+                <w:b w:val="0"/>
+                <w:i w:val="0"/>
+                <w:color w:val="232830"/>
+                <w:sz w:val="16"/>
+              </w:rPr>
+              <w:t>EMR medication list</w:t>
             </w:r>
           </w:p>
         </w:tc>
         <w:tc>
           <w:tcPr>
             <w:tcW w:type="dxa" w:w="2664"/>
-            <w:shd w:val="clear" w:color="auto" w:fill="EAEAEA"/>
+            <w:shd w:val="clear" w:fill="EDF2FA"/>
           </w:tcPr>
           <w:p>
             <w:r>
               <w:rPr>
                 <w:rFonts w:ascii="Arial" w:hAnsi="Arial"/>
                 <w:b/>
-                <w:color w:val="595959"/>
+                <w:i w:val="0"/>
+                <w:color w:val="5E6670"/>
+                <w:sz w:val="14"/>
+              </w:rPr>
+              <w:t>Allergies</w:t>
+              <w:br/>
+            </w:r>
+            <w:r>
+              <w:rPr>
+                <w:rFonts w:ascii="Arial" w:hAnsi="Arial"/>
+                <w:b w:val="0"/>
+                <w:i w:val="0"/>
+                <w:color w:val="232830"/>
                 <w:sz w:val="16"/>
               </w:rPr>
-              <w:t>Sex</w:t>
+              <w:t>Sulfa (sulfonamide antibiotics) - rash</w:t>
             </w:r>
           </w:p>
         </w:tc>
         <w:tc>
           <w:tcPr>
             <w:tcW w:type="dxa" w:w="2664"/>
-            <w:shd w:val="clear" w:color="auto" w:fill="EAEAEA"/>
-          </w:tcPr>
-          <w:p>
-            <w:r>
-              <w:rPr>
-                <w:rFonts w:ascii="Arial" w:hAnsi="Arial"/>
-                <w:color w:val="000000"/>
-                <w:sz w:val="18"/>
-              </w:rPr>
-              <w:t>Female</w:t>
-            </w:r>
-          </w:p>
-        </w:tc>
-      </w:tr>
-      <w:tr>
-        <w:tc>
-          <w:tcPr>
-            <w:tcW w:type="dxa" w:w="2664"/>
-            <w:shd w:val="clear" w:color="auto" w:fill="EAEAEA"/>
+            <w:shd w:val="clear" w:fill="EDF2FA"/>
           </w:tcPr>
           <w:p>
             <w:r>
               <w:rPr>
                 <w:rFonts w:ascii="Arial" w:hAnsi="Arial"/>
                 <w:b/>
-                <w:color w:val="595959"/>
-                <w:sz w:val="16"/>
+                <w:i w:val="0"/>
+                <w:color w:val="5E6670"/>
+                <w:sz w:val="14"/>
               </w:rPr>
-              <w:t>Code Status</w:t>
+              <w:t>Document</w:t>
+              <w:br/>
             </w:r>
-          </w:p>
-        </w:tc>
-        <w:tc>
-          <w:tcPr>
-            <w:tcW w:type="dxa" w:w="2664"/>
-            <w:shd w:val="clear" w:color="auto" w:fill="EAEAEA"/>
-          </w:tcPr>
-          <w:p>
             <w:r>
               <w:rPr>
                 <w:rFonts w:ascii="Arial" w:hAnsi="Arial"/>
-                <w:color w:val="000000"/>
-                <w:sz w:val="18"/>
-              </w:rPr>
-              <w:t>Full Code</w:t>
-            </w:r>
-          </w:p>
-        </w:tc>
-        <w:tc>
-          <w:tcPr>
-            <w:tcW w:type="dxa" w:w="2664"/>
-            <w:shd w:val="clear" w:color="auto" w:fill="EAEAEA"/>
-          </w:tcPr>
-          <w:p>
-            <w:r>
-              <w:rPr>
-                <w:rFonts w:ascii="Arial" w:hAnsi="Arial"/>
-                <w:b/>
-                <w:color w:val="595959"/>
+                <w:b w:val="0"/>
+                <w:i w:val="0"/>
+                <w:color w:val="232830"/>
                 <w:sz w:val="16"/>
               </w:rPr>
-              <w:t>Allergies</w:t>
-            </w:r>
-          </w:p>
-        </w:tc>
-        <w:tc>
-          <w:tcPr>
-            <w:tcW w:type="dxa" w:w="2664"/>
-            <w:shd w:val="clear" w:color="auto" w:fill="EAEAEA"/>
-          </w:tcPr>
-          <w:p>
-            <w:r>
-              <w:rPr>
-                <w:rFonts w:ascii="Arial" w:hAnsi="Arial"/>
-                <w:color w:val="000000"/>
-                <w:sz w:val="18"/>
-              </w:rPr>
-              <w:t>Sulfa (sulfonamide antibiotics) - rash</w:t>
-            </w:r>
-          </w:p>
-        </w:tc>
-      </w:tr>
-      <w:tr>
-        <w:tc>
-          <w:tcPr>
-            <w:tcW w:type="dxa" w:w="2664"/>
-            <w:shd w:val="clear" w:color="auto" w:fill="EAEAEA"/>
-          </w:tcPr>
-          <w:p>
-            <w:r>
-              <w:rPr>
-                <w:rFonts w:ascii="Arial" w:hAnsi="Arial"/>
-                <w:b/>
-                <w:color w:val="595959"/>
-                <w:sz w:val="16"/>
-              </w:rPr>
-              <w:t>CSN</w:t>
-            </w:r>
-          </w:p>
-        </w:tc>
-        <w:tc>
-          <w:tcPr>
-            <w:tcW w:type="dxa" w:w="2664"/>
-            <w:shd w:val="clear" w:color="auto" w:fill="EAEAEA"/>
-          </w:tcPr>
-          <w:p>
-            <w:r>
-              <w:rPr>
-                <w:rFonts w:ascii="Arial" w:hAnsi="Arial"/>
-                <w:color w:val="000000"/>
-                <w:sz w:val="18"/>
-              </w:rPr>
-              <w:t>CSN-308852140</w:t>
-            </w:r>
-          </w:p>
-        </w:tc>
-        <w:tc>
-          <w:tcPr>
-            <w:tcW w:type="dxa" w:w="2664"/>
-            <w:shd w:val="clear" w:color="auto" w:fill="EAEAEA"/>
-          </w:tcPr>
-          <w:p>
-            <w:r>
-              <w:rPr>
-                <w:rFonts w:ascii="Arial" w:hAnsi="Arial"/>
-                <w:b/>
-                <w:color w:val="595959"/>
-                <w:sz w:val="16"/>
-              </w:rPr>
-              <w:t>Admit</w:t>
-            </w:r>
-          </w:p>
-        </w:tc>
-        <w:tc>
-          <w:tcPr>
-            <w:tcW w:type="dxa" w:w="2664"/>
-            <w:shd w:val="clear" w:color="auto" w:fill="EAEAEA"/>
-          </w:tcPr>
-          <w:p>
-            <w:r>
-              <w:rPr>
-                <w:rFonts w:ascii="Arial" w:hAnsi="Arial"/>
-                <w:color w:val="000000"/>
-                <w:sz w:val="18"/>
-              </w:rPr>
-              <w:t>05/16/2026</w:t>
-            </w:r>
-          </w:p>
-        </w:tc>
-      </w:tr>
-      <w:tr>
-        <w:tc>
-          <w:tcPr>
-            <w:tcW w:type="dxa" w:w="2664"/>
-            <w:shd w:val="clear" w:color="auto" w:fill="EAEAEA"/>
-          </w:tcPr>
-          <w:p>
-            <w:r>
-              <w:rPr>
-                <w:rFonts w:ascii="Arial" w:hAnsi="Arial"/>
-                <w:b/>
-                <w:color w:val="595959"/>
-                <w:sz w:val="16"/>
-              </w:rPr>
-              <w:t>Hospital Day</w:t>
-            </w:r>
-          </w:p>
-        </w:tc>
-        <w:tc>
-          <w:tcPr>
-            <w:tcW w:type="dxa" w:w="2664"/>
-            <w:shd w:val="clear" w:color="auto" w:fill="EAEAEA"/>
-          </w:tcPr>
-          <w:p>
-            <w:r>
-              <w:rPr>
-                <w:rFonts w:ascii="Arial" w:hAnsi="Arial"/>
-                <w:color w:val="000000"/>
-                <w:sz w:val="18"/>
-              </w:rPr>
-              <w:t>HD1</w:t>
-            </w:r>
-          </w:p>
-        </w:tc>
-        <w:tc>
-          <w:tcPr>
-            <w:tcW w:type="dxa" w:w="2664"/>
-            <w:shd w:val="clear" w:color="auto" w:fill="EAEAEA"/>
-          </w:tcPr>
-          <w:p>
-            <w:r>
-              <w:rPr>
-                <w:rFonts w:ascii="Arial" w:hAnsi="Arial"/>
-                <w:b/>
-                <w:color w:val="595959"/>
-                <w:sz w:val="16"/>
-              </w:rPr>
-              <w:t>Attending</w:t>
-            </w:r>
-          </w:p>
-        </w:tc>
-        <w:tc>
-          <w:tcPr>
-            <w:tcW w:type="dxa" w:w="2664"/>
-            <w:shd w:val="clear" w:color="auto" w:fill="EAEAEA"/>
-          </w:tcPr>
-          <w:p>
-            <w:r>
-              <w:rPr>
-                <w:rFonts w:ascii="Arial" w:hAnsi="Arial"/>
-                <w:color w:val="000000"/>
-                <w:sz w:val="18"/>
-              </w:rPr>
-              <w:t>Marisol Everet, MD</w:t>
-            </w:r>
-          </w:p>
-        </w:tc>
-      </w:tr>
-      <w:tr>
-        <w:tc>
-          <w:tcPr>
-            <w:tcW w:type="dxa" w:w="2664"/>
-            <w:shd w:val="clear" w:color="auto" w:fill="EAEAEA"/>
-          </w:tcPr>
-          <w:p>
-            <w:r>
-              <w:rPr>
-                <w:rFonts w:ascii="Arial" w:hAnsi="Arial"/>
-                <w:b/>
-                <w:color w:val="595959"/>
-                <w:sz w:val="16"/>
-              </w:rPr>
-              <w:t>Location</w:t>
-            </w:r>
-          </w:p>
-        </w:tc>
-        <w:tc>
-          <w:tcPr>
-            <w:tcW w:type="dxa" w:w="2664"/>
-            <w:shd w:val="clear" w:color="auto" w:fill="EAEAEA"/>
-          </w:tcPr>
-          <w:p>
-            <w:r>
-              <w:rPr>
-                <w:rFonts w:ascii="Arial" w:hAnsi="Arial"/>
-                <w:color w:val="000000"/>
-                <w:sz w:val="18"/>
-              </w:rPr>
-              <w:t>6 South Medicine - 6S-214</w:t>
-            </w:r>
-          </w:p>
-        </w:tc>
-        <w:tc>
-          <w:tcPr>
-            <w:tcW w:type="dxa" w:w="2664"/>
-            <w:shd w:val="clear" w:color="auto" w:fill="EAEAEA"/>
-          </w:tcPr>
-          <w:p>
-            <w:r>
-              <w:rPr>
-                <w:rFonts w:ascii="Arial" w:hAnsi="Arial"/>
-                <w:b/>
-                <w:color w:val="595959"/>
-                <w:sz w:val="16"/>
-              </w:rPr>
-              <w:t>Service</w:t>
-            </w:r>
-          </w:p>
-        </w:tc>
-        <w:tc>
-          <w:tcPr>
-            <w:tcW w:type="dxa" w:w="2664"/>
-            <w:shd w:val="clear" w:color="auto" w:fill="EAEAEA"/>
-          </w:tcPr>
-          <w:p>
-            <w:r>
-              <w:rPr>
-                <w:rFonts w:ascii="Arial" w:hAnsi="Arial"/>
-                <w:color w:val="000000"/>
-                <w:sz w:val="18"/>
-              </w:rPr>
-              <w:t>Hospital Medicine</w:t>
-            </w:r>
-          </w:p>
-        </w:tc>
-      </w:tr>
-      <w:tr>
-        <w:tc>
-          <w:tcPr>
-            <w:tcW w:type="dxa" w:w="2664"/>
-            <w:shd w:val="clear" w:color="auto" w:fill="EAEAEA"/>
-          </w:tcPr>
-          <w:p>
-            <w:r>
-              <w:rPr>
-                <w:rFonts w:ascii="Arial" w:hAnsi="Arial"/>
-                <w:b/>
-                <w:color w:val="595959"/>
-                <w:sz w:val="16"/>
-              </w:rPr>
-              <w:t>Language</w:t>
-            </w:r>
-          </w:p>
-        </w:tc>
-        <w:tc>
-          <w:tcPr>
-            <w:tcW w:type="dxa" w:w="2664"/>
-            <w:shd w:val="clear" w:color="auto" w:fill="EAEAEA"/>
-          </w:tcPr>
-          <w:p>
-            <w:r>
-              <w:rPr>
-                <w:rFonts w:ascii="Arial" w:hAnsi="Arial"/>
-                <w:color w:val="000000"/>
-                <w:sz w:val="18"/>
-              </w:rPr>
-              <w:t>Spanish preferred (interpreter used)</w:t>
-            </w:r>
-          </w:p>
-        </w:tc>
-        <w:tc>
-          <w:tcPr>
-            <w:tcW w:type="dxa" w:w="2664"/>
-            <w:shd w:val="clear" w:color="auto" w:fill="EAEAEA"/>
-          </w:tcPr>
-          <w:p>
-            <w:r>
-              <w:rPr>
-                <w:rFonts w:ascii="Arial" w:hAnsi="Arial"/>
-                <w:b/>
-                <w:color w:val="595959"/>
-                <w:sz w:val="16"/>
-              </w:rPr>
-              <w:t>Date of Service</w:t>
-            </w:r>
-          </w:p>
-        </w:tc>
-        <w:tc>
-          <w:tcPr>
-            <w:tcW w:type="dxa" w:w="2664"/>
-            <w:shd w:val="clear" w:color="auto" w:fill="EAEAEA"/>
-          </w:tcPr>
-          <w:p>
-            <w:r>
-              <w:rPr>
-                <w:rFonts w:ascii="Arial" w:hAnsi="Arial"/>
-                <w:color w:val="000000"/>
-                <w:sz w:val="18"/>
-              </w:rPr>
-              <w:t>05/16/2026</w:t>
+              <w:t>MEDICATION LIST</w:t>
             </w:r>
           </w:p>
         </w:tc>
@@ -512,8 +284,9 @@
         <w:rPr>
           <w:rFonts w:ascii="Arial" w:hAnsi="Arial"/>
           <w:b/>
-          <w:color w:val="000000"/>
-          <w:sz w:val="24"/>
+          <w:i w:val="0"/>
+          <w:color w:val="1F3864"/>
+          <w:sz w:val="28"/>
         </w:rPr>
         <w:t>PRE-ADMISSION HOME MEDICATION LIST</w:t>
       </w:r>
@@ -522,24 +295,265 @@
       <w:r>
         <w:rPr>
           <w:rFonts w:ascii="Arial" w:hAnsi="Arial"/>
-          <w:color w:val="595959"/>
-          <w:sz w:val="17"/>
+          <w:b w:val="0"/>
+          <w:i w:val="0"/>
+          <w:color w:val="5E6670"/>
+          <w:sz w:val="16"/>
         </w:rPr>
-        <w:t>Author: System-generated medication list | Date of Service: 05/16/2026 | Status: Reference</w:t>
+        <w:t>Author: EMR medication list | Date of Service: 05/16/2026 | Status: Reference</w:t>
       </w:r>
     </w:p>
-    <w:p/>
     <w:p>
       <w:pPr>
+        <w:spacing w:before="180" w:after="60"/>
         <w:pBdr>
-          <w:bottom w:val="single" w:sz="4" w:space="1" w:color="BFBFBF"/>
+          <w:bottom w:val="single" w:sz="6" w:color="C9D4EA" w:space="2"/>
         </w:pBdr>
       </w:pPr>
       <w:r>
         <w:rPr>
           <w:rFonts w:ascii="Arial" w:hAnsi="Arial"/>
           <w:b/>
-          <w:color w:val="000000"/>
+          <w:i w:val="0"/>
+          <w:color w:val="4472C4"/>
+          <w:sz w:val="20"/>
+        </w:rPr>
+        <w:t>PATIENT / ENCOUNTER</w:t>
+      </w:r>
+    </w:p>
+    <w:p>
+      <w:r>
+        <w:rPr>
+          <w:rFonts w:ascii="Arial" w:hAnsi="Arial"/>
+          <w:b/>
+          <w:i w:val="0"/>
+          <w:color w:val="232830"/>
+          <w:sz w:val="18"/>
+        </w:rPr>
+        <w:t xml:space="preserve">Patient: </w:t>
+      </w:r>
+      <w:r>
+        <w:rPr>
+          <w:rFonts w:ascii="Arial" w:hAnsi="Arial"/>
+          <w:b w:val="0"/>
+          <w:i w:val="0"/>
+          <w:color w:val="232830"/>
+          <w:sz w:val="18"/>
+        </w:rPr>
+        <w:t>Ondina Vasquell, 68 y</w:t>
+      </w:r>
+    </w:p>
+    <w:p>
+      <w:r>
+        <w:rPr>
+          <w:rFonts w:ascii="Arial" w:hAnsi="Arial"/>
+          <w:b/>
+          <w:i w:val="0"/>
+          <w:color w:val="232830"/>
+          <w:sz w:val="18"/>
+        </w:rPr>
+        <w:t xml:space="preserve">Sex / DOB: </w:t>
+      </w:r>
+      <w:r>
+        <w:rPr>
+          <w:rFonts w:ascii="Arial" w:hAnsi="Arial"/>
+          <w:b w:val="0"/>
+          <w:i w:val="0"/>
+          <w:color w:val="232830"/>
+          <w:sz w:val="18"/>
+        </w:rPr>
+        <w:t>Female / 03/14/1958</w:t>
+      </w:r>
+    </w:p>
+    <w:p>
+      <w:r>
+        <w:rPr>
+          <w:rFonts w:ascii="Arial" w:hAnsi="Arial"/>
+          <w:b/>
+          <w:i w:val="0"/>
+          <w:color w:val="232830"/>
+          <w:sz w:val="18"/>
+        </w:rPr>
+        <w:t xml:space="preserve">MRN / FIN: </w:t>
+      </w:r>
+      <w:r>
+        <w:rPr>
+          <w:rFonts w:ascii="Arial" w:hAnsi="Arial"/>
+          <w:b w:val="0"/>
+          <w:i w:val="0"/>
+          <w:color w:val="232830"/>
+          <w:sz w:val="18"/>
+        </w:rPr>
+        <w:t>OV-3358104 / FIN-2207733</w:t>
+      </w:r>
+    </w:p>
+    <w:p>
+      <w:r>
+        <w:rPr>
+          <w:rFonts w:ascii="Arial" w:hAnsi="Arial"/>
+          <w:b/>
+          <w:i w:val="0"/>
+          <w:color w:val="232830"/>
+          <w:sz w:val="18"/>
+        </w:rPr>
+        <w:t xml:space="preserve">Unit / Room: </w:t>
+      </w:r>
+      <w:r>
+        <w:rPr>
+          <w:rFonts w:ascii="Arial" w:hAnsi="Arial"/>
+          <w:b w:val="0"/>
+          <w:i w:val="0"/>
+          <w:color w:val="232830"/>
+          <w:sz w:val="18"/>
+        </w:rPr>
+        <w:t>6 South Medicine / 6S-214</w:t>
+      </w:r>
+    </w:p>
+    <w:p>
+      <w:r>
+        <w:rPr>
+          <w:rFonts w:ascii="Arial" w:hAnsi="Arial"/>
+          <w:b/>
+          <w:i w:val="0"/>
+          <w:color w:val="232830"/>
+          <w:sz w:val="18"/>
+        </w:rPr>
+        <w:t xml:space="preserve">Code Status: </w:t>
+      </w:r>
+      <w:r>
+        <w:rPr>
+          <w:rFonts w:ascii="Arial" w:hAnsi="Arial"/>
+          <w:b w:val="0"/>
+          <w:i w:val="0"/>
+          <w:color w:val="232830"/>
+          <w:sz w:val="18"/>
+        </w:rPr>
+        <w:t>Full Code</w:t>
+      </w:r>
+    </w:p>
+    <w:p>
+      <w:r>
+        <w:rPr>
+          <w:rFonts w:ascii="Arial" w:hAnsi="Arial"/>
+          <w:b/>
+          <w:i w:val="0"/>
+          <w:color w:val="232830"/>
+          <w:sz w:val="18"/>
+        </w:rPr>
+        <w:t xml:space="preserve">Allergies: </w:t>
+      </w:r>
+      <w:r>
+        <w:rPr>
+          <w:rFonts w:ascii="Arial" w:hAnsi="Arial"/>
+          <w:b w:val="0"/>
+          <w:i w:val="0"/>
+          <w:color w:val="232830"/>
+          <w:sz w:val="18"/>
+        </w:rPr>
+        <w:t>Sulfa (sulfonamide antibiotics) - rash</w:t>
+      </w:r>
+    </w:p>
+    <w:p>
+      <w:r>
+        <w:rPr>
+          <w:rFonts w:ascii="Arial" w:hAnsi="Arial"/>
+          <w:b/>
+          <w:i w:val="0"/>
+          <w:color w:val="232830"/>
+          <w:sz w:val="18"/>
+        </w:rPr>
+        <w:t xml:space="preserve">Attending: </w:t>
+      </w:r>
+      <w:r>
+        <w:rPr>
+          <w:rFonts w:ascii="Arial" w:hAnsi="Arial"/>
+          <w:b w:val="0"/>
+          <w:i w:val="0"/>
+          <w:color w:val="232830"/>
+          <w:sz w:val="18"/>
+        </w:rPr>
+        <w:t>Marisol Everet, MD</w:t>
+      </w:r>
+    </w:p>
+    <w:p>
+      <w:r>
+        <w:rPr>
+          <w:rFonts w:ascii="Arial" w:hAnsi="Arial"/>
+          <w:b/>
+          <w:i w:val="0"/>
+          <w:color w:val="232830"/>
+          <w:sz w:val="18"/>
+        </w:rPr>
+        <w:t xml:space="preserve">Service: </w:t>
+      </w:r>
+      <w:r>
+        <w:rPr>
+          <w:rFonts w:ascii="Arial" w:hAnsi="Arial"/>
+          <w:b w:val="0"/>
+          <w:i w:val="0"/>
+          <w:color w:val="232830"/>
+          <w:sz w:val="18"/>
+        </w:rPr>
+        <w:t>Hospital Medicine</w:t>
+      </w:r>
+    </w:p>
+    <w:p>
+      <w:r>
+        <w:rPr>
+          <w:rFonts w:ascii="Arial" w:hAnsi="Arial"/>
+          <w:b/>
+          <w:i w:val="0"/>
+          <w:color w:val="232830"/>
+          <w:sz w:val="18"/>
+        </w:rPr>
+        <w:t xml:space="preserve">Date of Service: </w:t>
+      </w:r>
+      <w:r>
+        <w:rPr>
+          <w:rFonts w:ascii="Arial" w:hAnsi="Arial"/>
+          <w:b w:val="0"/>
+          <w:i w:val="0"/>
+          <w:color w:val="232830"/>
+          <w:sz w:val="18"/>
+        </w:rPr>
+        <w:t>05/16/2026</w:t>
+      </w:r>
+    </w:p>
+    <w:p>
+      <w:r>
+        <w:rPr>
+          <w:rFonts w:ascii="Arial" w:hAnsi="Arial"/>
+          <w:b/>
+          <w:i w:val="0"/>
+          <w:color w:val="232830"/>
+          <w:sz w:val="18"/>
+        </w:rPr>
+        <w:t xml:space="preserve">Language: </w:t>
+      </w:r>
+      <w:r>
+        <w:rPr>
+          <w:rFonts w:ascii="Arial" w:hAnsi="Arial"/>
+          <w:b w:val="0"/>
+          <w:i w:val="0"/>
+          <w:color w:val="232830"/>
+          <w:sz w:val="18"/>
+        </w:rPr>
+        <w:t>Spanish preferred (interpreter used)</w:t>
+      </w:r>
+    </w:p>
+    <w:p>
+      <w:pPr>
+        <w:spacing w:before="180" w:after="60"/>
+        <w:pBdr>
+          <w:bottom w:val="single" w:sz="6" w:color="C9D4EA" w:space="2"/>
+        </w:pBdr>
+      </w:pPr>
+      <w:r>
+        <w:rPr>
+          <w:rFonts w:ascii="Arial" w:hAnsi="Arial"/>
+          <w:b/>
+          <w:i w:val="0"/>
+          <w:color w:val="4472C4"/>
           <w:sz w:val="20"/>
         </w:rPr>
         <w:t>HOME MEDICATIONS</w:t>
@@ -550,12 +564,12 @@
         <w:tblW w:type="auto" w:w="0"/>
         <w:tblLook w:firstColumn="1" w:firstRow="1" w:lastColumn="0" w:lastRow="0" w:noHBand="0" w:noVBand="1" w:val="04A0"/>
         <w:tblBorders>
-          <w:top w:val="single" w:sz="4" w:space="0" w:color="BFBFBF"/>
-          <w:left w:val="single" w:sz="4" w:space="0" w:color="BFBFBF"/>
-          <w:bottom w:val="single" w:sz="4" w:space="0" w:color="BFBFBF"/>
-          <w:right w:val="single" w:sz="4" w:space="0" w:color="BFBFBF"/>
-          <w:insideH w:val="single" w:sz="4" w:space="0" w:color="BFBFBF"/>
-          <w:insideV w:val="single" w:sz="4" w:space="0" w:color="BFBFBF"/>
+          <w:top w:val="single" w:sz="4" w:color="C9D4EA"/>
+          <w:left w:val="single" w:sz="4" w:color="C9D4EA"/>
+          <w:bottom w:val="single" w:sz="4" w:color="C9D4EA"/>
+          <w:right w:val="single" w:sz="4" w:color="C9D4EA"/>
+          <w:insideH w:val="single" w:sz="4" w:color="C9D4EA"/>
+          <w:insideV w:val="single" w:sz="4" w:color="C9D4EA"/>
         </w:tblBorders>
       </w:tblPr>
       <w:tblGrid>
@@ -569,15 +583,16 @@
         <w:tc>
           <w:tcPr>
             <w:tcW w:type="dxa" w:w="2131"/>
-            <w:shd w:val="clear" w:color="auto" w:fill="EAEAEA"/>
+            <w:shd w:val="clear" w:fill="4472C4"/>
           </w:tcPr>
           <w:p>
             <w:r>
               <w:rPr>
                 <w:rFonts w:ascii="Arial" w:hAnsi="Arial"/>
                 <w:b/>
-                <w:color w:val="000000"/>
-                <w:sz w:val="17"/>
+                <w:i w:val="0"/>
+                <w:color w:val="FFFFFF"/>
+                <w:sz w:val="16"/>
               </w:rPr>
               <w:t>Medication</w:t>
             </w:r>
@@ -586,15 +601,16 @@
         <w:tc>
           <w:tcPr>
             <w:tcW w:type="dxa" w:w="2131"/>
-            <w:shd w:val="clear" w:color="auto" w:fill="EAEAEA"/>
+            <w:shd w:val="clear" w:fill="4472C4"/>
           </w:tcPr>
           <w:p>
             <w:r>
               <w:rPr>
                 <w:rFonts w:ascii="Arial" w:hAnsi="Arial"/>
                 <w:b/>
-                <w:color w:val="000000"/>
-                <w:sz w:val="17"/>
+                <w:i w:val="0"/>
+                <w:color w:val="FFFFFF"/>
+                <w:sz w:val="16"/>
               </w:rPr>
               <w:t>Dose</w:t>
             </w:r>
@@ -603,15 +619,16 @@
         <w:tc>
           <w:tcPr>
             <w:tcW w:type="dxa" w:w="2131"/>
-            <w:shd w:val="clear" w:color="auto" w:fill="EAEAEA"/>
+            <w:shd w:val="clear" w:fill="4472C4"/>
           </w:tcPr>
           <w:p>
             <w:r>
               <w:rPr>
                 <w:rFonts w:ascii="Arial" w:hAnsi="Arial"/>
                 <w:b/>
-                <w:color w:val="000000"/>
-                <w:sz w:val="17"/>
+                <w:i w:val="0"/>
+                <w:color w:val="FFFFFF"/>
+                <w:sz w:val="16"/>
               </w:rPr>
               <w:t>Route</w:t>
             </w:r>
@@ -620,15 +637,16 @@
         <w:tc>
           <w:tcPr>
             <w:tcW w:type="dxa" w:w="2131"/>
-            <w:shd w:val="clear" w:color="auto" w:fill="EAEAEA"/>
+            <w:shd w:val="clear" w:fill="4472C4"/>
           </w:tcPr>
           <w:p>
             <w:r>
               <w:rPr>
                 <w:rFonts w:ascii="Arial" w:hAnsi="Arial"/>
                 <w:b/>
-                <w:color w:val="000000"/>
-                <w:sz w:val="17"/>
+                <w:i w:val="0"/>
+                <w:color w:val="FFFFFF"/>
+                <w:sz w:val="16"/>
               </w:rPr>
               <w:t>Frequency</w:t>
             </w:r>
@@ -637,15 +655,16 @@
         <w:tc>
           <w:tcPr>
             <w:tcW w:type="dxa" w:w="2131"/>
-            <w:shd w:val="clear" w:color="auto" w:fill="EAEAEA"/>
+            <w:shd w:val="clear" w:fill="4472C4"/>
           </w:tcPr>
           <w:p>
             <w:r>
               <w:rPr>
                 <w:rFonts w:ascii="Arial" w:hAnsi="Arial"/>
                 <w:b/>
-                <w:color w:val="000000"/>
-                <w:sz w:val="17"/>
+                <w:i w:val="0"/>
+                <w:color w:val="FFFFFF"/>
+                <w:sz w:val="16"/>
               </w:rPr>
               <w:t>Indication</w:t>
             </w:r>
@@ -661,8 +680,10 @@
             <w:r>
               <w:rPr>
                 <w:rFonts w:ascii="Arial" w:hAnsi="Arial"/>
-                <w:color w:val="000000"/>
-                <w:sz w:val="17"/>
+                <w:b w:val="0"/>
+                <w:i w:val="0"/>
+                <w:color w:val="232830"/>
+                <w:sz w:val="16"/>
               </w:rPr>
               <w:t>Insulin glargine</w:t>
             </w:r>
@@ -676,8 +697,10 @@
             <w:r>
               <w:rPr>
                 <w:rFonts w:ascii="Arial" w:hAnsi="Arial"/>
-                <w:color w:val="000000"/>
-                <w:sz w:val="17"/>
+                <w:b w:val="0"/>
+                <w:i w:val="0"/>
+                <w:color w:val="232830"/>
+                <w:sz w:val="16"/>
               </w:rPr>
               <w:t>26 units</w:t>
             </w:r>
@@ -691,8 +714,10 @@
             <w:r>
               <w:rPr>
                 <w:rFonts w:ascii="Arial" w:hAnsi="Arial"/>
-                <w:color w:val="000000"/>
-                <w:sz w:val="17"/>
+                <w:b w:val="0"/>
+                <w:i w:val="0"/>
+                <w:color w:val="232830"/>
+                <w:sz w:val="16"/>
               </w:rPr>
               <w:t>Subcutaneous</w:t>
             </w:r>
@@ -706,8 +731,10 @@
             <w:r>
               <w:rPr>
                 <w:rFonts w:ascii="Arial" w:hAnsi="Arial"/>
-                <w:color w:val="000000"/>
-                <w:sz w:val="17"/>
+                <w:b w:val="0"/>
+                <w:i w:val="0"/>
+                <w:color w:val="232830"/>
+                <w:sz w:val="16"/>
               </w:rPr>
               <w:t>Nightly</w:t>
             </w:r>
@@ -721,8 +748,10 @@
             <w:r>
               <w:rPr>
                 <w:rFonts w:ascii="Arial" w:hAnsi="Arial"/>
-                <w:color w:val="000000"/>
-                <w:sz w:val="17"/>
+                <w:b w:val="0"/>
+                <w:i w:val="0"/>
+                <w:color w:val="232830"/>
+                <w:sz w:val="16"/>
               </w:rPr>
               <w:t>T2DM basal</w:t>
             </w:r>
@@ -733,13 +762,16 @@
         <w:tc>
           <w:tcPr>
             <w:tcW w:type="dxa" w:w="2131"/>
+            <w:shd w:val="clear" w:fill="EDF2FA"/>
           </w:tcPr>
           <w:p>
             <w:r>
               <w:rPr>
                 <w:rFonts w:ascii="Arial" w:hAnsi="Arial"/>
-                <w:color w:val="000000"/>
-                <w:sz w:val="17"/>
+                <w:b w:val="0"/>
+                <w:i w:val="0"/>
+                <w:color w:val="232830"/>
+                <w:sz w:val="16"/>
               </w:rPr>
               <w:t>Insulin aspart</w:t>
             </w:r>
@@ -748,13 +780,16 @@
         <w:tc>
           <w:tcPr>
             <w:tcW w:type="dxa" w:w="2131"/>
+            <w:shd w:val="clear" w:fill="EDF2FA"/>
           </w:tcPr>
           <w:p>
             <w:r>
               <w:rPr>
                 <w:rFonts w:ascii="Arial" w:hAnsi="Arial"/>
-                <w:color w:val="000000"/>
-                <w:sz w:val="17"/>
+                <w:b w:val="0"/>
+                <w:i w:val="0"/>
+                <w:color w:val="232830"/>
+                <w:sz w:val="16"/>
               </w:rPr>
               <w:t>Sliding scale</w:t>
             </w:r>
@@ -763,13 +798,16 @@
         <w:tc>
           <w:tcPr>
             <w:tcW w:type="dxa" w:w="2131"/>
+            <w:shd w:val="clear" w:fill="EDF2FA"/>
           </w:tcPr>
           <w:p>
             <w:r>
               <w:rPr>
                 <w:rFonts w:ascii="Arial" w:hAnsi="Arial"/>
-                <w:color w:val="000000"/>
-                <w:sz w:val="17"/>
+                <w:b w:val="0"/>
+                <w:i w:val="0"/>
+                <w:color w:val="232830"/>
+                <w:sz w:val="16"/>
               </w:rPr>
               <w:t>Subcutaneous</w:t>
             </w:r>
@@ -778,13 +816,16 @@
         <w:tc>
           <w:tcPr>
             <w:tcW w:type="dxa" w:w="2131"/>
+            <w:shd w:val="clear" w:fill="EDF2FA"/>
           </w:tcPr>
           <w:p>
             <w:r>
               <w:rPr>
                 <w:rFonts w:ascii="Arial" w:hAnsi="Arial"/>
-                <w:color w:val="000000"/>
-                <w:sz w:val="17"/>
+                <w:b w:val="0"/>
+                <w:i w:val="0"/>
+                <w:color w:val="232830"/>
+                <w:sz w:val="16"/>
               </w:rPr>
               <w:t>Three times daily with meals</w:t>
             </w:r>
@@ -793,13 +834,16 @@
         <w:tc>
           <w:tcPr>
             <w:tcW w:type="dxa" w:w="2131"/>
+            <w:shd w:val="clear" w:fill="EDF2FA"/>
           </w:tcPr>
           <w:p>
             <w:r>
               <w:rPr>
                 <w:rFonts w:ascii="Arial" w:hAnsi="Arial"/>
-                <w:color w:val="000000"/>
-                <w:sz w:val="17"/>
+                <w:b w:val="0"/>
+                <w:i w:val="0"/>
+                <w:color w:val="232830"/>
+                <w:sz w:val="16"/>
               </w:rPr>
               <w:t>T2DM prandial</w:t>
             </w:r>
@@ -815,8 +859,10 @@
             <w:r>
               <w:rPr>
                 <w:rFonts w:ascii="Arial" w:hAnsi="Arial"/>
-                <w:color w:val="000000"/>
-                <w:sz w:val="17"/>
+                <w:b w:val="0"/>
+                <w:i w:val="0"/>
+                <w:color w:val="232830"/>
+                <w:sz w:val="16"/>
               </w:rPr>
               <w:t>Metformin</w:t>
             </w:r>
@@ -830,8 +876,10 @@
             <w:r>
               <w:rPr>
                 <w:rFonts w:ascii="Arial" w:hAnsi="Arial"/>
-                <w:color w:val="000000"/>
-                <w:sz w:val="17"/>
+                <w:b w:val="0"/>
+                <w:i w:val="0"/>
+                <w:color w:val="232830"/>
+                <w:sz w:val="16"/>
               </w:rPr>
               <w:t>500 mg</w:t>
             </w:r>
@@ -845,8 +893,10 @@
             <w:r>
               <w:rPr>
                 <w:rFonts w:ascii="Arial" w:hAnsi="Arial"/>
-                <w:color w:val="000000"/>
-                <w:sz w:val="17"/>
+                <w:b w:val="0"/>
+                <w:i w:val="0"/>
+                <w:color w:val="232830"/>
+                <w:sz w:val="16"/>
               </w:rPr>
               <w:t>Oral</w:t>
             </w:r>
@@ -860,8 +910,10 @@
             <w:r>
               <w:rPr>
                 <w:rFonts w:ascii="Arial" w:hAnsi="Arial"/>
-                <w:color w:val="000000"/>
-                <w:sz w:val="17"/>
+                <w:b w:val="0"/>
+                <w:i w:val="0"/>
+                <w:color w:val="232830"/>
+                <w:sz w:val="16"/>
               </w:rPr>
               <w:t>Twice daily</w:t>
             </w:r>
@@ -875,8 +927,10 @@
             <w:r>
               <w:rPr>
                 <w:rFonts w:ascii="Arial" w:hAnsi="Arial"/>
-                <w:color w:val="000000"/>
-                <w:sz w:val="17"/>
+                <w:b w:val="0"/>
+                <w:i w:val="0"/>
+                <w:color w:val="232830"/>
+                <w:sz w:val="16"/>
               </w:rPr>
               <w:t>T2DM</w:t>
             </w:r>
@@ -887,13 +941,16 @@
         <w:tc>
           <w:tcPr>
             <w:tcW w:type="dxa" w:w="2131"/>
+            <w:shd w:val="clear" w:fill="EDF2FA"/>
           </w:tcPr>
           <w:p>
             <w:r>
               <w:rPr>
                 <w:rFonts w:ascii="Arial" w:hAnsi="Arial"/>
-                <w:color w:val="000000"/>
-                <w:sz w:val="17"/>
+                <w:b w:val="0"/>
+                <w:i w:val="0"/>
+                <w:color w:val="232830"/>
+                <w:sz w:val="16"/>
               </w:rPr>
               <w:t>Empagliflozin</w:t>
             </w:r>
@@ -902,13 +959,16 @@
         <w:tc>
           <w:tcPr>
             <w:tcW w:type="dxa" w:w="2131"/>
+            <w:shd w:val="clear" w:fill="EDF2FA"/>
           </w:tcPr>
           <w:p>
             <w:r>
               <w:rPr>
                 <w:rFonts w:ascii="Arial" w:hAnsi="Arial"/>
-                <w:color w:val="000000"/>
-                <w:sz w:val="17"/>
+                <w:b w:val="0"/>
+                <w:i w:val="0"/>
+                <w:color w:val="232830"/>
+                <w:sz w:val="16"/>
               </w:rPr>
               <w:t>10 mg</w:t>
             </w:r>
@@ -917,13 +977,16 @@
         <w:tc>
           <w:tcPr>
             <w:tcW w:type="dxa" w:w="2131"/>
+            <w:shd w:val="clear" w:fill="EDF2FA"/>
           </w:tcPr>
           <w:p>
             <w:r>
               <w:rPr>
                 <w:rFonts w:ascii="Arial" w:hAnsi="Arial"/>
-                <w:color w:val="000000"/>
-                <w:sz w:val="17"/>
+                <w:b w:val="0"/>
+                <w:i w:val="0"/>
+                <w:color w:val="232830"/>
+                <w:sz w:val="16"/>
               </w:rPr>
               <w:t>Oral</w:t>
             </w:r>
@@ -932,13 +995,16 @@
         <w:tc>
           <w:tcPr>
             <w:tcW w:type="dxa" w:w="2131"/>
+            <w:shd w:val="clear" w:fill="EDF2FA"/>
           </w:tcPr>
           <w:p>
             <w:r>
               <w:rPr>
                 <w:rFonts w:ascii="Arial" w:hAnsi="Arial"/>
-                <w:color w:val="000000"/>
-                <w:sz w:val="17"/>
+                <w:b w:val="0"/>
+                <w:i w:val="0"/>
+                <w:color w:val="232830"/>
+                <w:sz w:val="16"/>
               </w:rPr>
               <w:t>Daily</w:t>
             </w:r>
@@ -947,13 +1013,16 @@
         <w:tc>
           <w:tcPr>
             <w:tcW w:type="dxa" w:w="2131"/>
+            <w:shd w:val="clear" w:fill="EDF2FA"/>
           </w:tcPr>
           <w:p>
             <w:r>
               <w:rPr>
                 <w:rFonts w:ascii="Arial" w:hAnsi="Arial"/>
-                <w:color w:val="000000"/>
-                <w:sz w:val="17"/>
+                <w:b w:val="0"/>
+                <w:i w:val="0"/>
+                <w:color w:val="232830"/>
+                <w:sz w:val="16"/>
               </w:rPr>
               <w:t>T2DM, HFpEF, CKD</w:t>
             </w:r>
@@ -969,8 +1038,10 @@
             <w:r>
               <w:rPr>
                 <w:rFonts w:ascii="Arial" w:hAnsi="Arial"/>
-                <w:color w:val="000000"/>
-                <w:sz w:val="17"/>
+                <w:b w:val="0"/>
+                <w:i w:val="0"/>
+                <w:color w:val="232830"/>
+                <w:sz w:val="16"/>
               </w:rPr>
               <w:t>Lisinopril</w:t>
             </w:r>
@@ -984,8 +1055,10 @@
             <w:r>
               <w:rPr>
                 <w:rFonts w:ascii="Arial" w:hAnsi="Arial"/>
-                <w:color w:val="000000"/>
-                <w:sz w:val="17"/>
+                <w:b w:val="0"/>
+                <w:i w:val="0"/>
+                <w:color w:val="232830"/>
+                <w:sz w:val="16"/>
               </w:rPr>
               <w:t>20 mg</w:t>
             </w:r>
@@ -999,8 +1072,10 @@
             <w:r>
               <w:rPr>
                 <w:rFonts w:ascii="Arial" w:hAnsi="Arial"/>
-                <w:color w:val="000000"/>
-                <w:sz w:val="17"/>
+                <w:b w:val="0"/>
+                <w:i w:val="0"/>
+                <w:color w:val="232830"/>
+                <w:sz w:val="16"/>
               </w:rPr>
               <w:t>Oral</w:t>
             </w:r>
@@ -1014,8 +1089,10 @@
             <w:r>
               <w:rPr>
                 <w:rFonts w:ascii="Arial" w:hAnsi="Arial"/>
-                <w:color w:val="000000"/>
-                <w:sz w:val="17"/>
+                <w:b w:val="0"/>
+                <w:i w:val="0"/>
+                <w:color w:val="232830"/>
+                <w:sz w:val="16"/>
               </w:rPr>
               <w:t>Daily</w:t>
             </w:r>
@@ -1029,8 +1106,10 @@
             <w:r>
               <w:rPr>
                 <w:rFonts w:ascii="Arial" w:hAnsi="Arial"/>
-                <w:color w:val="000000"/>
-                <w:sz w:val="17"/>
+                <w:b w:val="0"/>
+                <w:i w:val="0"/>
+                <w:color w:val="232830"/>
+                <w:sz w:val="16"/>
               </w:rPr>
               <w:t>Hypertension, CKD</w:t>
             </w:r>
@@ -1041,13 +1120,16 @@
         <w:tc>
           <w:tcPr>
             <w:tcW w:type="dxa" w:w="2131"/>
+            <w:shd w:val="clear" w:fill="EDF2FA"/>
           </w:tcPr>
           <w:p>
             <w:r>
               <w:rPr>
                 <w:rFonts w:ascii="Arial" w:hAnsi="Arial"/>
-                <w:color w:val="000000"/>
-                <w:sz w:val="17"/>
+                <w:b w:val="0"/>
+                <w:i w:val="0"/>
+                <w:color w:val="232830"/>
+                <w:sz w:val="16"/>
               </w:rPr>
               <w:t>Furosemide</w:t>
             </w:r>
@@ -1056,13 +1138,16 @@
         <w:tc>
           <w:tcPr>
             <w:tcW w:type="dxa" w:w="2131"/>
+            <w:shd w:val="clear" w:fill="EDF2FA"/>
           </w:tcPr>
           <w:p>
             <w:r>
               <w:rPr>
                 <w:rFonts w:ascii="Arial" w:hAnsi="Arial"/>
-                <w:color w:val="000000"/>
-                <w:sz w:val="17"/>
+                <w:b w:val="0"/>
+                <w:i w:val="0"/>
+                <w:color w:val="232830"/>
+                <w:sz w:val="16"/>
               </w:rPr>
               <w:t>20 mg</w:t>
             </w:r>
@@ -1071,13 +1156,16 @@
         <w:tc>
           <w:tcPr>
             <w:tcW w:type="dxa" w:w="2131"/>
+            <w:shd w:val="clear" w:fill="EDF2FA"/>
           </w:tcPr>
           <w:p>
             <w:r>
               <w:rPr>
                 <w:rFonts w:ascii="Arial" w:hAnsi="Arial"/>
-                <w:color w:val="000000"/>
-                <w:sz w:val="17"/>
+                <w:b w:val="0"/>
+                <w:i w:val="0"/>
+                <w:color w:val="232830"/>
+                <w:sz w:val="16"/>
               </w:rPr>
               <w:t>Oral</w:t>
             </w:r>
@@ -1086,13 +1174,16 @@
         <w:tc>
           <w:tcPr>
             <w:tcW w:type="dxa" w:w="2131"/>
+            <w:shd w:val="clear" w:fill="EDF2FA"/>
           </w:tcPr>
           <w:p>
             <w:r>
               <w:rPr>
                 <w:rFonts w:ascii="Arial" w:hAnsi="Arial"/>
-                <w:color w:val="000000"/>
-                <w:sz w:val="17"/>
+                <w:b w:val="0"/>
+                <w:i w:val="0"/>
+                <w:color w:val="232830"/>
+                <w:sz w:val="16"/>
               </w:rPr>
               <w:t>Daily</w:t>
             </w:r>
@@ -1101,13 +1192,16 @@
         <w:tc>
           <w:tcPr>
             <w:tcW w:type="dxa" w:w="2131"/>
+            <w:shd w:val="clear" w:fill="EDF2FA"/>
           </w:tcPr>
           <w:p>
             <w:r>
               <w:rPr>
                 <w:rFonts w:ascii="Arial" w:hAnsi="Arial"/>
-                <w:color w:val="000000"/>
-                <w:sz w:val="17"/>
+                <w:b w:val="0"/>
+                <w:i w:val="0"/>
+                <w:color w:val="232830"/>
+                <w:sz w:val="16"/>
               </w:rPr>
               <w:t>HFpEF volume</w:t>
             </w:r>
@@ -1123,8 +1217,10 @@
             <w:r>
               <w:rPr>
                 <w:rFonts w:ascii="Arial" w:hAnsi="Arial"/>
-                <w:color w:val="000000"/>
-                <w:sz w:val="17"/>
+                <w:b w:val="0"/>
+                <w:i w:val="0"/>
+                <w:color w:val="232830"/>
+                <w:sz w:val="16"/>
               </w:rPr>
               <w:t>Atorvastatin</w:t>
             </w:r>
@@ -1138,8 +1234,10 @@
             <w:r>
               <w:rPr>
                 <w:rFonts w:ascii="Arial" w:hAnsi="Arial"/>
-                <w:color w:val="000000"/>
-                <w:sz w:val="17"/>
+                <w:b w:val="0"/>
+                <w:i w:val="0"/>
+                <w:color w:val="232830"/>
+                <w:sz w:val="16"/>
               </w:rPr>
               <w:t>40 mg</w:t>
             </w:r>
@@ -1153,8 +1251,10 @@
             <w:r>
               <w:rPr>
                 <w:rFonts w:ascii="Arial" w:hAnsi="Arial"/>
-                <w:color w:val="000000"/>
-                <w:sz w:val="17"/>
+                <w:b w:val="0"/>
+                <w:i w:val="0"/>
+                <w:color w:val="232830"/>
+                <w:sz w:val="16"/>
               </w:rPr>
               <w:t>Oral</w:t>
             </w:r>
@@ -1168,8 +1268,10 @@
             <w:r>
               <w:rPr>
                 <w:rFonts w:ascii="Arial" w:hAnsi="Arial"/>
-                <w:color w:val="000000"/>
-                <w:sz w:val="17"/>
+                <w:b w:val="0"/>
+                <w:i w:val="0"/>
+                <w:color w:val="232830"/>
+                <w:sz w:val="16"/>
               </w:rPr>
               <w:t>Nightly</w:t>
             </w:r>
@@ -1183,8 +1285,10 @@
             <w:r>
               <w:rPr>
                 <w:rFonts w:ascii="Arial" w:hAnsi="Arial"/>
-                <w:color w:val="000000"/>
-                <w:sz w:val="17"/>
+                <w:b w:val="0"/>
+                <w:i w:val="0"/>
+                <w:color w:val="232830"/>
+                <w:sz w:val="16"/>
               </w:rPr>
               <w:t>Dyslipidemia, PAD</w:t>
             </w:r>
@@ -1195,13 +1299,16 @@
         <w:tc>
           <w:tcPr>
             <w:tcW w:type="dxa" w:w="2131"/>
+            <w:shd w:val="clear" w:fill="EDF2FA"/>
           </w:tcPr>
           <w:p>
             <w:r>
               <w:rPr>
                 <w:rFonts w:ascii="Arial" w:hAnsi="Arial"/>
-                <w:color w:val="000000"/>
-                <w:sz w:val="17"/>
+                <w:b w:val="0"/>
+                <w:i w:val="0"/>
+                <w:color w:val="232830"/>
+                <w:sz w:val="16"/>
               </w:rPr>
               <w:t>Aspirin</w:t>
             </w:r>
@@ -1210,13 +1317,16 @@
         <w:tc>
           <w:tcPr>
             <w:tcW w:type="dxa" w:w="2131"/>
+            <w:shd w:val="clear" w:fill="EDF2FA"/>
           </w:tcPr>
           <w:p>
             <w:r>
               <w:rPr>
                 <w:rFonts w:ascii="Arial" w:hAnsi="Arial"/>
-                <w:color w:val="000000"/>
-                <w:sz w:val="17"/>
+                <w:b w:val="0"/>
+                <w:i w:val="0"/>
+                <w:color w:val="232830"/>
+                <w:sz w:val="16"/>
               </w:rPr>
               <w:t>81 mg</w:t>
             </w:r>
@@ -1225,13 +1335,16 @@
         <w:tc>
           <w:tcPr>
             <w:tcW w:type="dxa" w:w="2131"/>
+            <w:shd w:val="clear" w:fill="EDF2FA"/>
           </w:tcPr>
           <w:p>
             <w:r>
               <w:rPr>
                 <w:rFonts w:ascii="Arial" w:hAnsi="Arial"/>
-                <w:color w:val="000000"/>
-                <w:sz w:val="17"/>
+                <w:b w:val="0"/>
+                <w:i w:val="0"/>
+                <w:color w:val="232830"/>
+                <w:sz w:val="16"/>
               </w:rPr>
               <w:t>Oral</w:t>
             </w:r>
@@ -1240,13 +1353,16 @@
         <w:tc>
           <w:tcPr>
             <w:tcW w:type="dxa" w:w="2131"/>
+            <w:shd w:val="clear" w:fill="EDF2FA"/>
           </w:tcPr>
           <w:p>
             <w:r>
               <w:rPr>
                 <w:rFonts w:ascii="Arial" w:hAnsi="Arial"/>
-                <w:color w:val="000000"/>
-                <w:sz w:val="17"/>
+                <w:b w:val="0"/>
+                <w:i w:val="0"/>
+                <w:color w:val="232830"/>
+                <w:sz w:val="16"/>
               </w:rPr>
               <w:t>Daily</w:t>
             </w:r>
@@ -1255,13 +1371,16 @@
         <w:tc>
           <w:tcPr>
             <w:tcW w:type="dxa" w:w="2131"/>
+            <w:shd w:val="clear" w:fill="EDF2FA"/>
           </w:tcPr>
           <w:p>
             <w:r>
               <w:rPr>
                 <w:rFonts w:ascii="Arial" w:hAnsi="Arial"/>
-                <w:color w:val="000000"/>
-                <w:sz w:val="17"/>
+                <w:b w:val="0"/>
+                <w:i w:val="0"/>
+                <w:color w:val="232830"/>
+                <w:sz w:val="16"/>
               </w:rPr>
               <w:t>PAD</w:t>
             </w:r>
@@ -1277,8 +1396,10 @@
             <w:r>
               <w:rPr>
                 <w:rFonts w:ascii="Arial" w:hAnsi="Arial"/>
-                <w:color w:val="000000"/>
-                <w:sz w:val="17"/>
+                <w:b w:val="0"/>
+                <w:i w:val="0"/>
+                <w:color w:val="232830"/>
+                <w:sz w:val="16"/>
               </w:rPr>
               <w:t>Clopidogrel</w:t>
             </w:r>
@@ -1292,8 +1413,10 @@
             <w:r>
               <w:rPr>
                 <w:rFonts w:ascii="Arial" w:hAnsi="Arial"/>
-                <w:color w:val="000000"/>
-                <w:sz w:val="17"/>
+                <w:b w:val="0"/>
+                <w:i w:val="0"/>
+                <w:color w:val="232830"/>
+                <w:sz w:val="16"/>
               </w:rPr>
               <w:t>75 mg</w:t>
             </w:r>
@@ -1307,8 +1430,10 @@
             <w:r>
               <w:rPr>
                 <w:rFonts w:ascii="Arial" w:hAnsi="Arial"/>
-                <w:color w:val="000000"/>
-                <w:sz w:val="17"/>
+                <w:b w:val="0"/>
+                <w:i w:val="0"/>
+                <w:color w:val="232830"/>
+                <w:sz w:val="16"/>
               </w:rPr>
               <w:t>Oral</w:t>
             </w:r>
@@ -1322,8 +1447,10 @@
             <w:r>
               <w:rPr>
                 <w:rFonts w:ascii="Arial" w:hAnsi="Arial"/>
-                <w:color w:val="000000"/>
-                <w:sz w:val="17"/>
+                <w:b w:val="0"/>
+                <w:i w:val="0"/>
+                <w:color w:val="232830"/>
+                <w:sz w:val="16"/>
               </w:rPr>
               <w:t>Daily</w:t>
             </w:r>
@@ -1337,8 +1464,10 @@
             <w:r>
               <w:rPr>
                 <w:rFonts w:ascii="Arial" w:hAnsi="Arial"/>
-                <w:color w:val="000000"/>
-                <w:sz w:val="17"/>
+                <w:b w:val="0"/>
+                <w:i w:val="0"/>
+                <w:color w:val="232830"/>
+                <w:sz w:val="16"/>
               </w:rPr>
               <w:t>PAD</w:t>
             </w:r>
@@ -1349,13 +1478,16 @@
         <w:tc>
           <w:tcPr>
             <w:tcW w:type="dxa" w:w="2131"/>
+            <w:shd w:val="clear" w:fill="EDF2FA"/>
           </w:tcPr>
           <w:p>
             <w:r>
               <w:rPr>
                 <w:rFonts w:ascii="Arial" w:hAnsi="Arial"/>
-                <w:color w:val="000000"/>
-                <w:sz w:val="17"/>
+                <w:b w:val="0"/>
+                <w:i w:val="0"/>
+                <w:color w:val="232830"/>
+                <w:sz w:val="16"/>
               </w:rPr>
               <w:t>Gabapentin</w:t>
             </w:r>
@@ -1364,13 +1496,16 @@
         <w:tc>
           <w:tcPr>
             <w:tcW w:type="dxa" w:w="2131"/>
+            <w:shd w:val="clear" w:fill="EDF2FA"/>
           </w:tcPr>
           <w:p>
             <w:r>
               <w:rPr>
                 <w:rFonts w:ascii="Arial" w:hAnsi="Arial"/>
-                <w:color w:val="000000"/>
-                <w:sz w:val="17"/>
+                <w:b w:val="0"/>
+                <w:i w:val="0"/>
+                <w:color w:val="232830"/>
+                <w:sz w:val="16"/>
               </w:rPr>
               <w:t>300 mg</w:t>
             </w:r>
@@ -1379,13 +1514,16 @@
         <w:tc>
           <w:tcPr>
             <w:tcW w:type="dxa" w:w="2131"/>
+            <w:shd w:val="clear" w:fill="EDF2FA"/>
           </w:tcPr>
           <w:p>
             <w:r>
               <w:rPr>
                 <w:rFonts w:ascii="Arial" w:hAnsi="Arial"/>
-                <w:color w:val="000000"/>
-                <w:sz w:val="17"/>
+                <w:b w:val="0"/>
+                <w:i w:val="0"/>
+                <w:color w:val="232830"/>
+                <w:sz w:val="16"/>
               </w:rPr>
               <w:t>Oral</w:t>
             </w:r>
@@ -1394,13 +1532,16 @@
         <w:tc>
           <w:tcPr>
             <w:tcW w:type="dxa" w:w="2131"/>
+            <w:shd w:val="clear" w:fill="EDF2FA"/>
           </w:tcPr>
           <w:p>
             <w:r>
               <w:rPr>
                 <w:rFonts w:ascii="Arial" w:hAnsi="Arial"/>
-                <w:color w:val="000000"/>
-                <w:sz w:val="17"/>
+                <w:b w:val="0"/>
+                <w:i w:val="0"/>
+                <w:color w:val="232830"/>
+                <w:sz w:val="16"/>
               </w:rPr>
               <w:t>Three times daily</w:t>
             </w:r>
@@ -1409,13 +1550,16 @@
         <w:tc>
           <w:tcPr>
             <w:tcW w:type="dxa" w:w="2131"/>
+            <w:shd w:val="clear" w:fill="EDF2FA"/>
           </w:tcPr>
           <w:p>
             <w:r>
               <w:rPr>
                 <w:rFonts w:ascii="Arial" w:hAnsi="Arial"/>
-                <w:color w:val="000000"/>
-                <w:sz w:val="17"/>
+                <w:b w:val="0"/>
+                <w:i w:val="0"/>
+                <w:color w:val="232830"/>
+                <w:sz w:val="16"/>
               </w:rPr>
               <w:t>Neuropathy</w:t>
             </w:r>
@@ -1431,8 +1575,10 @@
             <w:r>
               <w:rPr>
                 <w:rFonts w:ascii="Arial" w:hAnsi="Arial"/>
-                <w:color w:val="000000"/>
-                <w:sz w:val="17"/>
+                <w:b w:val="0"/>
+                <w:i w:val="0"/>
+                <w:color w:val="232830"/>
+                <w:sz w:val="16"/>
               </w:rPr>
               <w:t>Ferrous sulfate</w:t>
             </w:r>
@@ -1446,8 +1592,10 @@
             <w:r>
               <w:rPr>
                 <w:rFonts w:ascii="Arial" w:hAnsi="Arial"/>
-                <w:color w:val="000000"/>
-                <w:sz w:val="17"/>
+                <w:b w:val="0"/>
+                <w:i w:val="0"/>
+                <w:color w:val="232830"/>
+                <w:sz w:val="16"/>
               </w:rPr>
               <w:t>325 mg</w:t>
             </w:r>
@@ -1461,8 +1609,10 @@
             <w:r>
               <w:rPr>
                 <w:rFonts w:ascii="Arial" w:hAnsi="Arial"/>
-                <w:color w:val="000000"/>
-                <w:sz w:val="17"/>
+                <w:b w:val="0"/>
+                <w:i w:val="0"/>
+                <w:color w:val="232830"/>
+                <w:sz w:val="16"/>
               </w:rPr>
               <w:t>Oral</w:t>
             </w:r>
@@ -1476,8 +1626,10 @@
             <w:r>
               <w:rPr>
                 <w:rFonts w:ascii="Arial" w:hAnsi="Arial"/>
-                <w:color w:val="000000"/>
-                <w:sz w:val="17"/>
+                <w:b w:val="0"/>
+                <w:i w:val="0"/>
+                <w:color w:val="232830"/>
+                <w:sz w:val="16"/>
               </w:rPr>
               <w:t>Daily</w:t>
             </w:r>
@@ -1491,8 +1643,10 @@
             <w:r>
               <w:rPr>
                 <w:rFonts w:ascii="Arial" w:hAnsi="Arial"/>
-                <w:color w:val="000000"/>
-                <w:sz w:val="17"/>
+                <w:b w:val="0"/>
+                <w:i w:val="0"/>
+                <w:color w:val="232830"/>
+                <w:sz w:val="16"/>
               </w:rPr>
               <w:t>Anemia of CKD</w:t>
             </w:r>
@@ -1503,13 +1657,16 @@
         <w:tc>
           <w:tcPr>
             <w:tcW w:type="dxa" w:w="2131"/>
+            <w:shd w:val="clear" w:fill="EDF2FA"/>
           </w:tcPr>
           <w:p>
             <w:r>
               <w:rPr>
                 <w:rFonts w:ascii="Arial" w:hAnsi="Arial"/>
-                <w:color w:val="000000"/>
-                <w:sz w:val="17"/>
+                <w:b w:val="0"/>
+                <w:i w:val="0"/>
+                <w:color w:val="232830"/>
+                <w:sz w:val="16"/>
               </w:rPr>
               <w:t>Cholecalciferol</w:t>
             </w:r>
@@ -1518,13 +1675,16 @@
         <w:tc>
           <w:tcPr>
             <w:tcW w:type="dxa" w:w="2131"/>
+            <w:shd w:val="clear" w:fill="EDF2FA"/>
           </w:tcPr>
           <w:p>
             <w:r>
               <w:rPr>
                 <w:rFonts w:ascii="Arial" w:hAnsi="Arial"/>
-                <w:color w:val="000000"/>
-                <w:sz w:val="17"/>
+                <w:b w:val="0"/>
+                <w:i w:val="0"/>
+                <w:color w:val="232830"/>
+                <w:sz w:val="16"/>
               </w:rPr>
               <w:t>2000 units</w:t>
             </w:r>
@@ -1533,13 +1693,16 @@
         <w:tc>
           <w:tcPr>
             <w:tcW w:type="dxa" w:w="2131"/>
+            <w:shd w:val="clear" w:fill="EDF2FA"/>
           </w:tcPr>
           <w:p>
             <w:r>
               <w:rPr>
                 <w:rFonts w:ascii="Arial" w:hAnsi="Arial"/>
-                <w:color w:val="000000"/>
-                <w:sz w:val="17"/>
+                <w:b w:val="0"/>
+                <w:i w:val="0"/>
+                <w:color w:val="232830"/>
+                <w:sz w:val="16"/>
               </w:rPr>
               <w:t>Oral</w:t>
             </w:r>
@@ -1548,13 +1711,16 @@
         <w:tc>
           <w:tcPr>
             <w:tcW w:type="dxa" w:w="2131"/>
+            <w:shd w:val="clear" w:fill="EDF2FA"/>
           </w:tcPr>
           <w:p>
             <w:r>
               <w:rPr>
                 <w:rFonts w:ascii="Arial" w:hAnsi="Arial"/>
-                <w:color w:val="000000"/>
-                <w:sz w:val="17"/>
+                <w:b w:val="0"/>
+                <w:i w:val="0"/>
+                <w:color w:val="232830"/>
+                <w:sz w:val="16"/>
               </w:rPr>
               <w:t>Daily</w:t>
             </w:r>
@@ -1563,13 +1729,16 @@
         <w:tc>
           <w:tcPr>
             <w:tcW w:type="dxa" w:w="2131"/>
+            <w:shd w:val="clear" w:fill="EDF2FA"/>
           </w:tcPr>
           <w:p>
             <w:r>
               <w:rPr>
                 <w:rFonts w:ascii="Arial" w:hAnsi="Arial"/>
-                <w:color w:val="000000"/>
-                <w:sz w:val="17"/>
+                <w:b w:val="0"/>
+                <w:i w:val="0"/>
+                <w:color w:val="232830"/>
+                <w:sz w:val="16"/>
               </w:rPr>
               <w:t>CKD mineral-bone</w:t>
             </w:r>
@@ -1585,8 +1754,10 @@
             <w:r>
               <w:rPr>
                 <w:rFonts w:ascii="Arial" w:hAnsi="Arial"/>
-                <w:color w:val="000000"/>
-                <w:sz w:val="17"/>
+                <w:b w:val="0"/>
+                <w:i w:val="0"/>
+                <w:color w:val="232830"/>
+                <w:sz w:val="16"/>
               </w:rPr>
               <w:t>Pantoprazole</w:t>
             </w:r>
@@ -1600,8 +1771,10 @@
             <w:r>
               <w:rPr>
                 <w:rFonts w:ascii="Arial" w:hAnsi="Arial"/>
-                <w:color w:val="000000"/>
-                <w:sz w:val="17"/>
+                <w:b w:val="0"/>
+                <w:i w:val="0"/>
+                <w:color w:val="232830"/>
+                <w:sz w:val="16"/>
               </w:rPr>
               <w:t>40 mg</w:t>
             </w:r>
@@ -1615,8 +1788,10 @@
             <w:r>
               <w:rPr>
                 <w:rFonts w:ascii="Arial" w:hAnsi="Arial"/>
-                <w:color w:val="000000"/>
-                <w:sz w:val="17"/>
+                <w:b w:val="0"/>
+                <w:i w:val="0"/>
+                <w:color w:val="232830"/>
+                <w:sz w:val="16"/>
               </w:rPr>
               <w:t>Oral</w:t>
             </w:r>
@@ -1630,8 +1805,10 @@
             <w:r>
               <w:rPr>
                 <w:rFonts w:ascii="Arial" w:hAnsi="Arial"/>
-                <w:color w:val="000000"/>
-                <w:sz w:val="17"/>
+                <w:b w:val="0"/>
+                <w:i w:val="0"/>
+                <w:color w:val="232830"/>
+                <w:sz w:val="16"/>
               </w:rPr>
               <w:t>Daily</w:t>
             </w:r>
@@ -1645,8 +1822,10 @@
             <w:r>
               <w:rPr>
                 <w:rFonts w:ascii="Arial" w:hAnsi="Arial"/>
-                <w:color w:val="000000"/>
-                <w:sz w:val="17"/>
+                <w:b w:val="0"/>
+                <w:i w:val="0"/>
+                <w:color w:val="232830"/>
+                <w:sz w:val="16"/>
               </w:rPr>
               <w:t>GERD</w:t>
             </w:r>
@@ -1657,13 +1836,16 @@
         <w:tc>
           <w:tcPr>
             <w:tcW w:type="dxa" w:w="2131"/>
+            <w:shd w:val="clear" w:fill="EDF2FA"/>
           </w:tcPr>
           <w:p>
             <w:r>
               <w:rPr>
                 <w:rFonts w:ascii="Arial" w:hAnsi="Arial"/>
-                <w:color w:val="000000"/>
-                <w:sz w:val="17"/>
+                <w:b w:val="0"/>
+                <w:i w:val="0"/>
+                <w:color w:val="232830"/>
+                <w:sz w:val="16"/>
               </w:rPr>
               <w:t>Acetaminophen</w:t>
             </w:r>
@@ -1672,13 +1854,16 @@
         <w:tc>
           <w:tcPr>
             <w:tcW w:type="dxa" w:w="2131"/>
+            <w:shd w:val="clear" w:fill="EDF2FA"/>
           </w:tcPr>
           <w:p>
             <w:r>
               <w:rPr>
                 <w:rFonts w:ascii="Arial" w:hAnsi="Arial"/>
-                <w:color w:val="000000"/>
-                <w:sz w:val="17"/>
+                <w:b w:val="0"/>
+                <w:i w:val="0"/>
+                <w:color w:val="232830"/>
+                <w:sz w:val="16"/>
               </w:rPr>
               <w:t>650 mg</w:t>
             </w:r>
@@ -1687,13 +1872,16 @@
         <w:tc>
           <w:tcPr>
             <w:tcW w:type="dxa" w:w="2131"/>
+            <w:shd w:val="clear" w:fill="EDF2FA"/>
           </w:tcPr>
           <w:p>
             <w:r>
               <w:rPr>
                 <w:rFonts w:ascii="Arial" w:hAnsi="Arial"/>
-                <w:color w:val="000000"/>
-                <w:sz w:val="17"/>
+                <w:b w:val="0"/>
+                <w:i w:val="0"/>
+                <w:color w:val="232830"/>
+                <w:sz w:val="16"/>
               </w:rPr>
               <w:t>Oral</w:t>
             </w:r>
@@ -1702,13 +1890,16 @@
         <w:tc>
           <w:tcPr>
             <w:tcW w:type="dxa" w:w="2131"/>
+            <w:shd w:val="clear" w:fill="EDF2FA"/>
           </w:tcPr>
           <w:p>
             <w:r>
               <w:rPr>
                 <w:rFonts w:ascii="Arial" w:hAnsi="Arial"/>
-                <w:color w:val="000000"/>
-                <w:sz w:val="17"/>
+                <w:b w:val="0"/>
+                <w:i w:val="0"/>
+                <w:color w:val="232830"/>
+                <w:sz w:val="16"/>
               </w:rPr>
               <w:t>Three times daily as needed</w:t>
             </w:r>
@@ -1717,13 +1908,16 @@
         <w:tc>
           <w:tcPr>
             <w:tcW w:type="dxa" w:w="2131"/>
+            <w:shd w:val="clear" w:fill="EDF2FA"/>
           </w:tcPr>
           <w:p>
             <w:r>
               <w:rPr>
                 <w:rFonts w:ascii="Arial" w:hAnsi="Arial"/>
-                <w:color w:val="000000"/>
-                <w:sz w:val="17"/>
+                <w:b w:val="0"/>
+                <w:i w:val="0"/>
+                <w:color w:val="232830"/>
+                <w:sz w:val="16"/>
               </w:rPr>
               <w:t>Knee osteoarthritis</w:t>
             </w:r>
@@ -1736,22 +1930,30 @@
       <w:r>
         <w:rPr>
           <w:rFonts w:ascii="Arial" w:hAnsi="Arial"/>
-          <w:color w:val="000000"/>
+          <w:b w:val="0"/>
+          <w:i w:val="0"/>
+          <w:color w:val="232830"/>
           <w:sz w:val="19"/>
         </w:rPr>
         <w:t>NSAIDs are avoided given chronic kidney disease. CPAP is used nightly for obstructive sleep apnea.</w:t>
       </w:r>
     </w:p>
-    <w:p/>
     <w:p>
+      <w:pPr>
+        <w:spacing w:before="200"/>
+        <w:pBdr>
+          <w:top w:val="single" w:sz="4" w:color="C9D4EA" w:space="4"/>
+        </w:pBdr>
+      </w:pPr>
       <w:r>
         <w:rPr>
           <w:rFonts w:ascii="Arial" w:hAnsi="Arial"/>
+          <w:b w:val="0"/>
           <w:i/>
-          <w:color w:val="000000"/>
-          <w:sz w:val="19"/>
+          <w:color w:val="5E6670"/>
+          <w:sz w:val="18"/>
         </w:rPr>
-        <w:t>System-generated on 05/16/2026</w:t>
+        <w:t>EMR medication list filed on 05/16/2026</w:t>
       </w:r>
     </w:p>
     <w:sectPr>
@@ -1774,8 +1976,18 @@
 <w:ftr xmlns:m="http://schemas.openxmlformats.org/officeDocument/2006/math" xmlns:mc="http://schemas.openxmlformats.org/markup-compatibility/2006" xmlns:mo="http://schemas.microsoft.com/office/mac/office/2008/main" xmlns:mv="urn:schemas-microsoft-com:mac:vml" xmlns:o="urn:schemas-microsoft-com:office:office" xmlns:r="http://schemas.openxmlformats.org/officeDocument/2006/relationships" xmlns:v="urn:schemas-microsoft-com:vml" xmlns:w10="urn:schemas-microsoft-com:office:word" xmlns:w14="http://schemas.microsoft.com/office/word/2010/wordml" xmlns:w="http://schemas.openxmlformats.org/wordprocessingml/2006/main" xmlns:wne="http://schemas.microsoft.com/office/word/2006/wordml" xmlns:wp14="http://schemas.microsoft.com/office/word/2010/wordprocessingDrawing" xmlns:wp="http://schemas.openxmlformats.org/drawingml/2006/wordprocessingDrawing" xmlns:wpc="http://schemas.microsoft.com/office/word/2010/wordprocessingCanvas" xmlns:wpg="http://schemas.microsoft.com/office/word/2010/wordprocessingGroup" xmlns:wpi="http://schemas.microsoft.com/office/word/2010/wordprocessingInk" xmlns:wps="http://schemas.microsoft.com/office/word/2010/wordprocessingShape" mc:Ignorable="w14 wp14">
   <w:p>
     <w:pPr>
-      <w:pStyle w:val="Footer"/>
-    </w:pPr>
+      <w:jc w:val="center"/>
+    </w:pPr>
+    <w:r>
+      <w:rPr>
+        <w:rFonts w:ascii="Arial" w:hAnsi="Arial"/>
+        <w:b w:val="0"/>
+        <w:i w:val="0"/>
+        <w:color w:val="5E6670"/>
+        <w:sz w:val="15"/>
+      </w:rPr>
+      <w:t>Harbor Crest Regional Medical Center  |  MEDICATION LIST  |  Confidential</w:t>
+    </w:r>
   </w:p>
 </w:ftr>
 </file>
@@ -1784,8 +1996,18 @@
 <w:ftr xmlns:m="http://schemas.openxmlformats.org/officeDocument/2006/math" xmlns:mc="http://schemas.openxmlformats.org/markup-compatibility/2006" xmlns:mo="http://schemas.microsoft.com/office/mac/office/2008/main" xmlns:mv="urn:schemas-microsoft-com:mac:vml" xmlns:o="urn:schemas-microsoft-com:office:office" xmlns:r="http://schemas.openxmlformats.org/officeDocument/2006/relationships" xmlns:v="urn:schemas-microsoft-com:vml" xmlns:w10="urn:schemas-microsoft-com:office:word" xmlns:w14="http://schemas.microsoft.com/office/word/2010/wordml" xmlns:w="http://schemas.openxmlformats.org/wordprocessingml/2006/main" xmlns:wne="http://schemas.microsoft.com/office/word/2006/wordml" xmlns:wp14="http://schemas.microsoft.com/office/word/2010/wordprocessingDrawing" xmlns:wp="http://schemas.openxmlformats.org/drawingml/2006/wordprocessingDrawing" xmlns:wpc="http://schemas.microsoft.com/office/word/2010/wordprocessingCanvas" xmlns:wpg="http://schemas.microsoft.com/office/word/2010/wordprocessingGroup" xmlns:wpi="http://schemas.microsoft.com/office/word/2010/wordprocessingInk" xmlns:wps="http://schemas.microsoft.com/office/word/2010/wordprocessingShape" mc:Ignorable="w14 wp14">
   <w:p>
     <w:pPr>
-      <w:pStyle w:val="Footer"/>
-    </w:pPr>
+      <w:jc w:val="center"/>
+    </w:pPr>
+    <w:r>
+      <w:rPr>
+        <w:rFonts w:ascii="Arial" w:hAnsi="Arial"/>
+        <w:b w:val="0"/>
+        <w:i w:val="0"/>
+        <w:color w:val="5E6670"/>
+        <w:sz w:val="15"/>
+      </w:rPr>
+      <w:t>Harbor Crest Regional Medical Center  |  MEDICATION LIST  |  Confidential</w:t>
+    </w:r>
   </w:p>
 </w:ftr>
 </file>
@@ -1794,8 +2016,18 @@
 <w:ftr xmlns:m="http://schemas.openxmlformats.org/officeDocument/2006/math" xmlns:mc="http://schemas.openxmlformats.org/markup-compatibility/2006" xmlns:mo="http://schemas.microsoft.com/office/mac/office/2008/main" xmlns:mv="urn:schemas-microsoft-com:mac:vml" xmlns:o="urn:schemas-microsoft-com:office:office" xmlns:r="http://schemas.openxmlformats.org/officeDocument/2006/relationships" xmlns:v="urn:schemas-microsoft-com:vml" xmlns:w10="urn:schemas-microsoft-com:office:word" xmlns:w14="http://schemas.microsoft.com/office/word/2010/wordml" xmlns:w="http://schemas.openxmlformats.org/wordprocessingml/2006/main" xmlns:wne="http://schemas.microsoft.com/office/word/2006/wordml" xmlns:wp14="http://schemas.microsoft.com/office/word/2010/wordprocessingDrawing" xmlns:wp="http://schemas.openxmlformats.org/drawingml/2006/wordprocessingDrawing" xmlns:wpc="http://schemas.microsoft.com/office/word/2010/wordprocessingCanvas" xmlns:wpg="http://schemas.microsoft.com/office/word/2010/wordprocessingGroup" xmlns:wpi="http://schemas.microsoft.com/office/word/2010/wordprocessingInk" xmlns:wps="http://schemas.microsoft.com/office/word/2010/wordprocessingShape" mc:Ignorable="w14 wp14">
   <w:p>
     <w:pPr>
-      <w:pStyle w:val="Footer"/>
-    </w:pPr>
+      <w:jc w:val="center"/>
+    </w:pPr>
+    <w:r>
+      <w:rPr>
+        <w:rFonts w:ascii="Arial" w:hAnsi="Arial"/>
+        <w:b w:val="0"/>
+        <w:i w:val="0"/>
+        <w:color w:val="5E6670"/>
+        <w:sz w:val="15"/>
+      </w:rPr>
+      <w:t>Harbor Crest Regional Medical Center  |  MEDICATION LIST  |  Confidential</w:t>
+    </w:r>
   </w:p>
 </w:ftr>
 </file>
@@ -1803,9 +2035,16 @@
 <file path=word/header1.xml><?xml version="1.0" encoding="utf-8"?>
 <w:hdr xmlns:m="http://schemas.openxmlformats.org/officeDocument/2006/math" xmlns:mc="http://schemas.openxmlformats.org/markup-compatibility/2006" xmlns:mo="http://schemas.microsoft.com/office/mac/office/2008/main" xmlns:mv="urn:schemas-microsoft-com:mac:vml" xmlns:o="urn:schemas-microsoft-com:office:office" xmlns:r="http://schemas.openxmlformats.org/officeDocument/2006/relationships" xmlns:v="urn:schemas-microsoft-com:vml" xmlns:w10="urn:schemas-microsoft-com:office:word" xmlns:w14="http://schemas.microsoft.com/office/word/2010/wordml" xmlns:w="http://schemas.openxmlformats.org/wordprocessingml/2006/main" xmlns:wne="http://schemas.microsoft.com/office/word/2006/wordml" xmlns:wp14="http://schemas.microsoft.com/office/word/2010/wordprocessingDrawing" xmlns:wp="http://schemas.openxmlformats.org/drawingml/2006/wordprocessingDrawing" xmlns:wpc="http://schemas.microsoft.com/office/word/2010/wordprocessingCanvas" xmlns:wpg="http://schemas.microsoft.com/office/word/2010/wordprocessingGroup" xmlns:wpi="http://schemas.microsoft.com/office/word/2010/wordprocessingInk" xmlns:wps="http://schemas.microsoft.com/office/word/2010/wordprocessingShape" mc:Ignorable="w14 wp14">
   <w:p>
-    <w:pPr>
-      <w:pStyle w:val="Header"/>
-    </w:pPr>
+    <w:r>
+      <w:rPr>
+        <w:rFonts w:ascii="Arial" w:hAnsi="Arial"/>
+        <w:b w:val="0"/>
+        <w:i w:val="0"/>
+        <w:color w:val="5E6670"/>
+        <w:sz w:val="15"/>
+      </w:rPr>
+      <w:t>Ondina Vasquell  |  MRN OV-3358104</w:t>
+    </w:r>
   </w:p>
 </w:hdr>
 </file>
@@ -1813,9 +2052,16 @@
 <file path=word/header2.xml><?xml version="1.0" encoding="utf-8"?>
 <w:hdr xmlns:m="http://schemas.openxmlformats.org/officeDocument/2006/math" xmlns:mc="http://schemas.openxmlformats.org/markup-compatibility/2006" xmlns:mo="http://schemas.microsoft.com/office/mac/office/2008/main" xmlns:mv="urn:schemas-microsoft-com:mac:vml" xmlns:o="urn:schemas-microsoft-com:office:office" xmlns:r="http://schemas.openxmlformats.org/officeDocument/2006/relationships" xmlns:v="urn:schemas-microsoft-com:vml" xmlns:w10="urn:schemas-microsoft-com:office:word" xmlns:w14="http://schemas.microsoft.com/office/word/2010/wordml" xmlns:w="http://schemas.openxmlformats.org/wordprocessingml/2006/main" xmlns:wne="http://schemas.microsoft.com/office/word/2006/wordml" xmlns:wp14="http://schemas.microsoft.com/office/word/2010/wordprocessingDrawing" xmlns:wp="http://schemas.openxmlformats.org/drawingml/2006/wordprocessingDrawing" xmlns:wpc="http://schemas.microsoft.com/office/word/2010/wordprocessingCanvas" xmlns:wpg="http://schemas.microsoft.com/office/word/2010/wordprocessingGroup" xmlns:wpi="http://schemas.microsoft.com/office/word/2010/wordprocessingInk" xmlns:wps="http://schemas.microsoft.com/office/word/2010/wordprocessingShape" mc:Ignorable="w14 wp14">
   <w:p>
-    <w:pPr>
-      <w:pStyle w:val="Header"/>
-    </w:pPr>
+    <w:r>
+      <w:rPr>
+        <w:rFonts w:ascii="Arial" w:hAnsi="Arial"/>
+        <w:b w:val="0"/>
+        <w:i w:val="0"/>
+        <w:color w:val="5E6670"/>
+        <w:sz w:val="15"/>
+      </w:rPr>
+      <w:t>Ondina Vasquell  |  MRN OV-3358104</w:t>
+    </w:r>
   </w:p>
 </w:hdr>
 </file>
@@ -1823,9 +2069,16 @@
 <file path=word/header3.xml><?xml version="1.0" encoding="utf-8"?>
 <w:hdr xmlns:m="http://schemas.openxmlformats.org/officeDocument/2006/math" xmlns:mc="http://schemas.openxmlformats.org/markup-compatibility/2006" xmlns:mo="http://schemas.microsoft.com/office/mac/office/2008/main" xmlns:mv="urn:schemas-microsoft-com:mac:vml" xmlns:o="urn:schemas-microsoft-com:office:office" xmlns:r="http://schemas.openxmlformats.org/officeDocument/2006/relationships" xmlns:v="urn:schemas-microsoft-com:vml" xmlns:w10="urn:schemas-microsoft-com:office:word" xmlns:w14="http://schemas.microsoft.com/office/word/2010/wordml" xmlns:w="http://schemas.openxmlformats.org/wordprocessingml/2006/main" xmlns:wne="http://schemas.microsoft.com/office/word/2006/wordml" xmlns:wp14="http://schemas.microsoft.com/office/word/2010/wordprocessingDrawing" xmlns:wp="http://schemas.openxmlformats.org/drawingml/2006/wordprocessingDrawing" xmlns:wpc="http://schemas.microsoft.com/office/word/2010/wordprocessingCanvas" xmlns:wpg="http://schemas.microsoft.com/office/word/2010/wordprocessingGroup" xmlns:wpi="http://schemas.microsoft.com/office/word/2010/wordprocessingInk" xmlns:wps="http://schemas.microsoft.com/office/word/2010/wordprocessingShape" mc:Ignorable="w14 wp14">
   <w:p>
-    <w:pPr>
-      <w:pStyle w:val="Header"/>
-    </w:pPr>
+    <w:r>
+      <w:rPr>
+        <w:rFonts w:ascii="Arial" w:hAnsi="Arial"/>
+        <w:b w:val="0"/>
+        <w:i w:val="0"/>
+        <w:color w:val="5E6670"/>
+        <w:sz w:val="15"/>
+      </w:rPr>
+      <w:t>Ondina Vasquell  |  MRN OV-3358104</w:t>
+    </w:r>
   </w:p>
 </w:hdr>
 </file>

--- a/worlds/ondina-vasquell/phase-3-build-task-artifacts/world-files/home_med_list_05162026.docx
+++ b/worlds/ondina-vasquell/phase-3-build-task-artifacts/world-files/home_med_list_05162026.docx
@@ -472,7 +472,7 @@
           <w:color w:val="232830"/>
           <w:sz w:val="18"/>
         </w:rPr>
-        <w:t>Marisol Everet, MD</w:t>
+        <w:t>Lillian Everet, MD</w:t>
       </w:r>
     </w:p>
     <w:p>
